--- a/ML - TURISMO/modelos/modelos_trabajo_aprendizaje_automatico.docx
+++ b/ML - TURISMO/modelos/modelos_trabajo_aprendizaje_automatico.docx
@@ -497,23 +497,7 @@
           <w:szCs w:val="24"/>
           <w:lang w:val="es-ES"/>
         </w:rPr>
-        <w:t xml:space="preserve"> es un modelo basado en árboles de decisión </w:t>
-      </w:r>
-      <w:r>
-        <w:rPr>
-          <w:sz w:val="24"/>
-          <w:szCs w:val="24"/>
-          <w:lang w:val="es-ES"/>
-        </w:rPr>
-        <w:t>que permite</w:t>
-      </w:r>
-      <w:r>
-        <w:rPr>
-          <w:sz w:val="24"/>
-          <w:szCs w:val="24"/>
-          <w:lang w:val="es-ES"/>
-        </w:rPr>
-        <w:t xml:space="preserve"> trabajar directamente con variables categóricas sin necesidad de realizar codificaciones manuales tipo </w:t>
+        <w:t xml:space="preserve"> es un modelo basado en árboles de decisión que permite trabajar directamente con variables categóricas sin necesidad de realizar codificaciones manuales tipo </w:t>
       </w:r>
       <w:proofErr w:type="spellStart"/>
       <w:r>
@@ -571,23 +555,7 @@
           <w:szCs w:val="24"/>
           <w:lang w:val="es-ES"/>
         </w:rPr>
-        <w:t xml:space="preserve">La variable temporada podría haberse prescindido, ya que también se incluyen los meses como variable </w:t>
-      </w:r>
-      <w:r>
-        <w:rPr>
-          <w:sz w:val="24"/>
-          <w:szCs w:val="24"/>
-          <w:lang w:val="es-ES"/>
-        </w:rPr>
-        <w:t>numérica</w:t>
-      </w:r>
-      <w:r>
-        <w:rPr>
-          <w:sz w:val="24"/>
-          <w:szCs w:val="24"/>
-          <w:lang w:val="es-ES"/>
-        </w:rPr>
-        <w:t xml:space="preserve">. Sin embargo, otorga un contexto extra para el entrenamiento del modelo y no afecta negativamente. </w:t>
+        <w:t xml:space="preserve">La variable temporada podría haberse prescindido, ya que también se incluyen los meses como variable numérica. Sin embargo, otorga un contexto extra para el entrenamiento del modelo y no afecta negativamente. </w:t>
       </w:r>
     </w:p>
     <w:p>
@@ -6469,6 +6437,19 @@
           </wp:inline>
         </w:drawing>
       </w:r>
+    </w:p>
+    <w:p>
+      <w:pPr>
+        <w:spacing w:before="240" w:after="240" w:line="240" w:lineRule="auto"/>
+        <w:jc w:val="both"/>
+        <w:rPr>
+          <w:b/>
+          <w:bCs/>
+          <w:sz w:val="28"/>
+          <w:szCs w:val="28"/>
+          <w:lang w:val="es-ES"/>
+        </w:rPr>
+      </w:pPr>
     </w:p>
     <w:sectPr>
       <w:pgSz w:w="11906" w:h="16838"/>
@@ -7083,7 +7064,6 @@
   <w:style w:type="character" w:default="1" w:styleId="Fuentedeprrafopredeter">
     <w:name w:val="Default Paragraph Font"/>
     <w:uiPriority w:val="1"/>
-    <w:semiHidden/>
     <w:unhideWhenUsed/>
   </w:style>
   <w:style w:type="table" w:default="1" w:styleId="Tablanormal">
@@ -7696,6 +7676,23 @@
 </file>
 
 <file path=customXml/item1.xml><?xml version="1.0" encoding="utf-8"?>
+<p:properties xmlns:p="http://schemas.microsoft.com/office/2006/metadata/properties" xmlns:xsi="http://www.w3.org/2001/XMLSchema-instance" xmlns:pc="http://schemas.microsoft.com/office/infopath/2007/PartnerControls">
+  <documentManagement>
+    <_activity xmlns="b8beedcc-12e3-44dc-b322-4b251d5956dc" xsi:nil="true"/>
+  </documentManagement>
+</p:properties>
+</file>
+
+<file path=customXml/item2.xml><?xml version="1.0" encoding="utf-8"?>
+<?mso-contentType ?>
+<FormTemplates xmlns="http://schemas.microsoft.com/sharepoint/v3/contenttype/forms">
+  <Display>DocumentLibraryForm</Display>
+  <Edit>DocumentLibraryForm</Edit>
+  <New>DocumentLibraryForm</New>
+</FormTemplates>
+</file>
+
+<file path=customXml/item3.xml><?xml version="1.0" encoding="utf-8"?>
 <ct:contentTypeSchema xmlns:ct="http://schemas.microsoft.com/office/2006/metadata/contentType" xmlns:ma="http://schemas.microsoft.com/office/2006/metadata/properties/metaAttributes" ct:_="" ma:_="" ma:contentTypeName="Documento" ma:contentTypeID="0x010100328822FC8095AA43AB450944B3B3826D" ma:contentTypeVersion="5" ma:contentTypeDescription="Crear nuevo documento." ma:contentTypeScope="" ma:versionID="0743b9457981d0d5771b1a50102268f7">
   <xsd:schema xmlns:xsd="http://www.w3.org/2001/XMLSchema" xmlns:xs="http://www.w3.org/2001/XMLSchema" xmlns:p="http://schemas.microsoft.com/office/2006/metadata/properties" xmlns:ns3="b8beedcc-12e3-44dc-b322-4b251d5956dc" targetNamespace="http://schemas.microsoft.com/office/2006/metadata/properties" ma:root="true" ma:fieldsID="179efb4277359b029f8336cef52b3064" ns3:_="">
     <xsd:import namespace="b8beedcc-12e3-44dc-b322-4b251d5956dc"/>
@@ -7845,24 +7842,25 @@
 </ct:contentTypeSchema>
 </file>
 
-<file path=customXml/item2.xml><?xml version="1.0" encoding="utf-8"?>
-<?mso-contentType ?>
-<FormTemplates xmlns="http://schemas.microsoft.com/sharepoint/v3/contenttype/forms">
-  <Display>DocumentLibraryForm</Display>
-  <Edit>DocumentLibraryForm</Edit>
-  <New>DocumentLibraryForm</New>
-</FormTemplates>
+<file path=customXml/itemProps1.xml><?xml version="1.0" encoding="utf-8"?>
+<ds:datastoreItem xmlns:ds="http://schemas.openxmlformats.org/officeDocument/2006/customXml" ds:itemID="{855304E8-169A-47DA-94B6-A4AD642583C2}">
+  <ds:schemaRefs>
+    <ds:schemaRef ds:uri="http://schemas.microsoft.com/office/2006/metadata/properties"/>
+    <ds:schemaRef ds:uri="http://schemas.microsoft.com/office/infopath/2007/PartnerControls"/>
+    <ds:schemaRef ds:uri="b8beedcc-12e3-44dc-b322-4b251d5956dc"/>
+  </ds:schemaRefs>
+</ds:datastoreItem>
 </file>
 
-<file path=customXml/item3.xml><?xml version="1.0" encoding="utf-8"?>
-<p:properties xmlns:p="http://schemas.microsoft.com/office/2006/metadata/properties" xmlns:xsi="http://www.w3.org/2001/XMLSchema-instance" xmlns:pc="http://schemas.microsoft.com/office/infopath/2007/PartnerControls">
-  <documentManagement>
-    <_activity xmlns="b8beedcc-12e3-44dc-b322-4b251d5956dc" xsi:nil="true"/>
-  </documentManagement>
-</p:properties>
+<file path=customXml/itemProps2.xml><?xml version="1.0" encoding="utf-8"?>
+<ds:datastoreItem xmlns:ds="http://schemas.openxmlformats.org/officeDocument/2006/customXml" ds:itemID="{D9B7A903-1491-4576-BA65-7C2FE0DF014D}">
+  <ds:schemaRefs>
+    <ds:schemaRef ds:uri="http://schemas.microsoft.com/sharepoint/v3/contenttype/forms"/>
+  </ds:schemaRefs>
+</ds:datastoreItem>
 </file>
 
-<file path=customXml/itemProps1.xml><?xml version="1.0" encoding="utf-8"?>
+<file path=customXml/itemProps3.xml><?xml version="1.0" encoding="utf-8"?>
 <ds:datastoreItem xmlns:ds="http://schemas.openxmlformats.org/officeDocument/2006/customXml" ds:itemID="{AA0C9915-4D91-41EC-8FB7-B0460B4D7F26}">
   <ds:schemaRefs>
     <ds:schemaRef ds:uri="http://schemas.microsoft.com/office/2006/metadata/contentType"/>
@@ -7878,28 +7876,4 @@
     <ds:schemaRef ds:uri="http://schemas.microsoft.com/internal/obd"/>
   </ds:schemaRefs>
 </ds:datastoreItem>
-</file>
-
-<file path=customXml/itemProps2.xml><?xml version="1.0" encoding="utf-8"?>
-<ds:datastoreItem xmlns:ds="http://schemas.openxmlformats.org/officeDocument/2006/customXml" ds:itemID="{D9B7A903-1491-4576-BA65-7C2FE0DF014D}">
-  <ds:schemaRefs>
-    <ds:schemaRef ds:uri="http://schemas.microsoft.com/sharepoint/v3/contenttype/forms"/>
-  </ds:schemaRefs>
-</ds:datastoreItem>
-</file>
-
-<file path=customXml/itemProps3.xml><?xml version="1.0" encoding="utf-8"?>
-<ds:datastoreItem xmlns:ds="http://schemas.openxmlformats.org/officeDocument/2006/customXml" ds:itemID="{855304E8-169A-47DA-94B6-A4AD642583C2}">
-  <ds:schemaRefs>
-    <ds:schemaRef ds:uri="http://purl.org/dc/terms/"/>
-    <ds:schemaRef ds:uri="http://purl.org/dc/dcmitype/"/>
-    <ds:schemaRef ds:uri="http://schemas.openxmlformats.org/package/2006/metadata/core-properties"/>
-    <ds:schemaRef ds:uri="http://purl.org/dc/elements/1.1/"/>
-    <ds:schemaRef ds:uri="http://schemas.microsoft.com/office/2006/documentManagement/types"/>
-    <ds:schemaRef ds:uri="http://schemas.microsoft.com/office/infopath/2007/PartnerControls"/>
-    <ds:schemaRef ds:uri="b8beedcc-12e3-44dc-b322-4b251d5956dc"/>
-    <ds:schemaRef ds:uri="http://schemas.microsoft.com/office/2006/metadata/properties"/>
-    <ds:schemaRef ds:uri="http://www.w3.org/XML/1998/namespace"/>
-  </ds:schemaRefs>
-</ds:datastoreItem>
 </file>